--- a/EXPORTS/DOCX/published/niveau3/English/GerardusLeeuw.docx
+++ b/EXPORTS/DOCX/published/niveau3/English/GerardusLeeuw.docx
@@ -277,7 +277,25 @@
           <w:color w:val="000000"/>
           <w:sz w:val="24"/>
         </w:rPr>
-        <w:t>personal ethno</w:t>
+        <w:t xml:space="preserve">personal </w:t>
+      </w:r>
+      <w:r>
+        <w:rPr>
+          <w:u w:val="single" w:color="0000ff"/>
+          <w:rFonts w:ascii="Charis SIL Regular" w:hAnsi="Charis SIL Regular" w:eastAsia="Charis SIL Regular"/>
+          <w:b w:val="0"/>
+          <w:i w:val="0"/>
+          <w:color w:val="000000"/>
+          <w:sz w:val="24"/>
+        </w:rPr>
+        <w:hyperlink r:id="rId9" w:history="1">
+          <w:r>
+            <w:rPr>
+              <w:rStyle w:val="Hyperlink"/>
+            </w:rPr>
+            <w:t>ethno</w:t>
+          </w:r>
+        </w:hyperlink>
       </w:r>
       <w:r>
         <w:rPr>
@@ -1341,7 +1359,6 @@
       </w:r>
       <w:r>
         <w:rPr>
-          <w:u w:val="single" w:color="0000ff"/>
           <w:rFonts w:ascii="Charis SIL Regular" w:hAnsi="Charis SIL Regular" w:eastAsia="Charis SIL Regular"/>
           <w:b w:val="0"/>
           <w:i w:val="0"/>
@@ -2207,8 +2224,70 @@
           <w:i w:val="0"/>
           <w:color w:val="0000FF"/>
           <w:sz w:val="24"/>
+          <w:u w:val="single"/>
         </w:rPr>
-        <w:t>archives-inventories/baaren/</w:t>
+        <w:hyperlink r:id="rId15" w:history="1">
+          <w:r>
+            <w:rPr>
+              <w:rStyle w:val="Hyperlink"/>
+            </w:rPr>
+            <w:t>archives</w:t>
+          </w:r>
+        </w:hyperlink>
+      </w:r>
+      <w:r>
+        <w:rPr>
+          <w:rFonts w:ascii="Charis SIL Regular" w:hAnsi="Charis SIL Regular" w:eastAsia="Charis SIL Regular"/>
+          <w:b w:val="0"/>
+          <w:i w:val="0"/>
+          <w:color w:val="0000FF"/>
+          <w:sz w:val="24"/>
+          <w:u w:val="single"/>
+        </w:rPr>
+        <w:hyperlink r:id="rId15" w:history="1">
+          <w:r>
+            <w:rPr>
+              <w:rStyle w:val="Hyperlink"/>
+            </w:rPr>
+            <w:t>-</w:t>
+          </w:r>
+        </w:hyperlink>
+      </w:r>
+      <w:r>
+        <w:rPr>
+          <w:rFonts w:ascii="Charis SIL Regular" w:hAnsi="Charis SIL Regular" w:eastAsia="Charis SIL Regular"/>
+          <w:b w:val="0"/>
+          <w:i w:val="0"/>
+          <w:color w:val="0000FF"/>
+          <w:sz w:val="24"/>
+          <w:u w:val="single"/>
+        </w:rPr>
+        <w:hyperlink r:id="rId15" w:history="1">
+          <w:r>
+            <w:rPr>
+              <w:rStyle w:val="Hyperlink"/>
+            </w:rPr>
+            <w:t>inventories/</w:t>
+          </w:r>
+        </w:hyperlink>
+      </w:r>
+      <w:r>
+        <w:rPr>
+          <w:rFonts w:ascii="Charis SIL Regular" w:hAnsi="Charis SIL Regular" w:eastAsia="Charis SIL Regular"/>
+          <w:b w:val="0"/>
+          <w:i w:val="0"/>
+          <w:color w:val="0000FF"/>
+          <w:sz w:val="24"/>
+          <w:u w:val="single"/>
+        </w:rPr>
+        <w:hyperlink r:id="rId15" w:history="1">
+          <w:r>
+            <w:rPr>
+              <w:rStyle w:val="Hyperlink"/>
+            </w:rPr>
+            <w:t>baaren/</w:t>
+          </w:r>
+        </w:hyperlink>
       </w:r>
       <w:r>
         <w:rPr>

--- a/EXPORTS/DOCX/published/niveau3/English/GerardusLeeuw.docx
+++ b/EXPORTS/DOCX/published/niveau3/English/GerardusLeeuw.docx
@@ -791,25 +791,7 @@
           <w:color w:val="000000"/>
           <w:sz w:val="24"/>
         </w:rPr>
-        <w:t>called MG collection, the collect</w:t>
-      </w:r>
-      <w:r>
-        <w:rPr>
-          <w:u w:val="single" w:color="0000ff"/>
-          <w:rFonts w:ascii="Charis SIL Regular" w:hAnsi="Charis SIL Regular" w:eastAsia="Charis SIL Regular"/>
-          <w:b w:val="0"/>
-          <w:i w:val="0"/>
-          <w:color w:val="000000"/>
-          <w:sz w:val="24"/>
-        </w:rPr>
-        <w:hyperlink r:id="rId11" w:history="1">
-          <w:r>
-            <w:rPr>
-              <w:rStyle w:val="Hyperlink"/>
-            </w:rPr>
-            <w:t xml:space="preserve">ion </w:t>
-          </w:r>
-        </w:hyperlink>
+        <w:t xml:space="preserve">called MG collection, the collection </w:t>
       </w:r>
       <w:r>
         <w:rPr>
@@ -1337,35 +1319,7 @@
           <w:color w:val="000000"/>
           <w:sz w:val="24"/>
         </w:rPr>
-        <w:t>and</w:t>
-      </w:r>
-      <w:r>
-        <w:rPr>
-          <w:u w:val="single" w:color="0000ff"/>
-          <w:rFonts w:ascii="Charis SIL Regular" w:hAnsi="Charis SIL Regular" w:eastAsia="Charis SIL Regular"/>
-          <w:b w:val="0"/>
-          <w:i w:val="0"/>
-          <w:color w:val="000000"/>
-          <w:sz w:val="24"/>
-        </w:rPr>
-        <w:hyperlink r:id="rId13" w:history="1">
-          <w:r>
-            <w:rPr>
-              <w:rStyle w:val="Hyperlink"/>
-            </w:rPr>
-            <w:t xml:space="preserve"> its place </w:t>
-          </w:r>
-        </w:hyperlink>
-      </w:r>
-      <w:r>
-        <w:rPr>
-          <w:rFonts w:ascii="Charis SIL Regular" w:hAnsi="Charis SIL Regular" w:eastAsia="Charis SIL Regular"/>
-          <w:b w:val="0"/>
-          <w:i w:val="0"/>
-          <w:color w:val="000000"/>
-          <w:sz w:val="24"/>
-        </w:rPr>
-        <w:t>w</w:t>
+        <w:t>and its place w</w:t>
       </w:r>
       <w:r>
         <w:rPr>

--- a/EXPORTS/DOCX/published/niveau3/English/GerardusLeeuw.docx
+++ b/EXPORTS/DOCX/published/niveau3/English/GerardusLeeuw.docx
@@ -1319,7 +1319,18 @@
           <w:color w:val="000000"/>
           <w:sz w:val="24"/>
         </w:rPr>
-        <w:t>and its place w</w:t>
+        <w:t>and</w:t>
+      </w:r>
+      <w:r>
+        <w:rPr>
+          <w:u w:val="single" w:color="0000ff"/>
+          <w:rFonts w:ascii="Charis SIL Regular" w:hAnsi="Charis SIL Regular" w:eastAsia="Charis SIL Regular"/>
+          <w:b w:val="0"/>
+          <w:i w:val="0"/>
+          <w:color w:val="000000"/>
+          <w:sz w:val="24"/>
+        </w:rPr>
+        <w:t xml:space="preserve"> its place w</w:t>
       </w:r>
       <w:r>
         <w:rPr>
